--- a/applications/6sense-strategic-advertising-account-executive/resume.docx
+++ b/applications/6sense-strategic-advertising-account-executive/resume.docx
@@ -80,7 +80,7 @@
           <w:i w:val="0"/>
           <w:color w:val="1A1A1A"/>
         </w:rPr>
-        <w:t>Tenured B2B sales professional with 15+ years of full-cycle selling across SaaS, MarTech, and agency environments. Ranked top three in sales on a team that scaled from 8 to 15 reps at Accelo, sustaining that rank through a 27-month tenure while quota roughly doubled, and consistently performed above commission floor into accelerator tiers, averaging ~$213K in annualized implementation bookings. Built C-suite relationships as a trusted advisor on operational and revenue systems, translating technical capability into business outcomes for buyers across SaaS, MarTech, and service-based industries.</w:t>
+        <w:t>Tenured B2B sales professional with 15+ years of full-cycle selling across SaaS, MarTech, and agency environments. At Level Agency, personally sold and closed 2 programmatic advertising accounts at ~$30K MRR each (~$360K annualized contract value per client). Ranked top three in sales on a team that scaled from 8 to 15 reps at Accelo, sustaining that rank through a 27-month tenure while quota roughly doubled, and consistently performed above commission floor into accelerator tiers. Built C-suite relationships as a trusted advisor on operational and revenue systems, translating technical capability into business outcomes.</w:t>
       </w:r>
     </w:p>
     <w:p>
@@ -303,6 +303,30 @@
           <w:i w:val="0"/>
           <w:color w:val="1A1A1A"/>
         </w:rPr>
+        <w:t>Personally sold and closed 2 client accounts using programmatic advertising, each at ~$30K MRR (~$360K annualized contract value), owning the client relationship and strategy while a specialist team executed the programmatic buys.</w:t>
+      </w:r>
+    </w:p>
+    <w:p>
+      <w:pPr>
+        <w:spacing w:after="30"/>
+        <w:ind w:left="259" w:hanging="259"/>
+      </w:pPr>
+      <w:r>
+        <w:rPr>
+          <w:rFonts w:ascii="Calibri" w:hAnsi="Calibri"/>
+          <w:b w:val="0"/>
+          <w:i w:val="0"/>
+          <w:color w:val="163A5F"/>
+        </w:rPr>
+        <w:t xml:space="preserve">•  </w:t>
+      </w:r>
+      <w:r>
+        <w:rPr>
+          <w:rFonts w:ascii="Calibri" w:hAnsi="Calibri"/>
+          <w:b w:val="0"/>
+          <w:i w:val="0"/>
+          <w:color w:val="1A1A1A"/>
+        </w:rPr>
         <w:t>Advised client businesses on ad-spend budget planning and allocation across paid campaigns.</w:t>
       </w:r>
     </w:p>
@@ -328,30 +352,6 @@
           <w:color w:val="1A1A1A"/>
         </w:rPr>
         <w:t>Managed multi-stakeholder accounts across marketing and technology channels, translating performance data into strategic recommendations.</w:t>
-      </w:r>
-    </w:p>
-    <w:p>
-      <w:pPr>
-        <w:spacing w:after="30"/>
-        <w:ind w:left="259" w:hanging="259"/>
-      </w:pPr>
-      <w:r>
-        <w:rPr>
-          <w:rFonts w:ascii="Calibri" w:hAnsi="Calibri"/>
-          <w:b w:val="0"/>
-          <w:i w:val="0"/>
-          <w:color w:val="163A5F"/>
-        </w:rPr>
-        <w:t xml:space="preserve">•  </w:t>
-      </w:r>
-      <w:r>
-        <w:rPr>
-          <w:rFonts w:ascii="Calibri" w:hAnsi="Calibri"/>
-          <w:b w:val="0"/>
-          <w:i w:val="0"/>
-          <w:color w:val="1A1A1A"/>
-        </w:rPr>
-        <w:t>Held delivery quality consistent across implementations, resolving client feedback promptly to protect satisfaction and retention.</w:t>
       </w:r>
     </w:p>
     <w:p>
@@ -1100,7 +1100,7 @@
           <w:i w:val="0"/>
           <w:color w:val="1A1A1A"/>
         </w:rPr>
-        <w:t>Deal Sizes to $45K, Commission-Accelerator Performance, Competitive Ranking (Top 3 of 15 Reps), Multi-Stakeholder Account Management</w:t>
+        <w:t>Six-Figure ACV Deals (Programmatic, ~$360K each), Deal Sizes to $45K (Non-Programmatic), Commission-Accelerator Performance, Competitive Ranking (Top 3 of 15 Reps), Multi-Stakeholder Account Management</w:t>
       </w:r>
     </w:p>
     <w:p>
@@ -1123,7 +1123,7 @@
           <w:i w:val="0"/>
           <w:color w:val="1A1A1A"/>
         </w:rPr>
-        <w:t>Paid Social (Meta Ads Certified), LinkedIn Ads, Google Ads, Campaign Budget Planning &amp; Allocation, A/B Testing</w:t>
+        <w:t>Programmatic Advertising (Sales), Paid Social (Meta Ads Certified), LinkedIn Ads, Google Ads, Campaign Budget Planning &amp; Allocation, A/B Testing</w:t>
       </w:r>
     </w:p>
     <w:p>
